--- a/docs/Uchebnaya_Praktika_Otchet_updated.docx
+++ b/docs/Uchebnaya_Praktika_Otchet_updated.docx
@@ -192,7 +192,25 @@
           <w:sz w:val="28"/>
           <w:szCs w:val="28"/>
         </w:rPr>
-        <w:t>Разработка модулей программного обеспечения для  компьютерных систем</w:t>
+        <w:t xml:space="preserve">Разработка модулей программного обеспечения </w:t>
+      </w:r>
+      <w:proofErr w:type="gramStart"/>
+      <w:r>
+        <w:rPr>
+          <w:color w:val="000000"/>
+          <w:sz w:val="28"/>
+          <w:szCs w:val="28"/>
+        </w:rPr>
+        <w:t>для  компьютерных</w:t>
+      </w:r>
+      <w:proofErr w:type="gramEnd"/>
+      <w:r>
+        <w:rPr>
+          <w:color w:val="000000"/>
+          <w:sz w:val="28"/>
+          <w:szCs w:val="28"/>
+        </w:rPr>
+        <w:t xml:space="preserve"> систем</w:t>
       </w:r>
       <w:r>
         <w:rPr>
@@ -456,7 +474,16 @@
           <w:szCs w:val="28"/>
           <w:u w:val="single"/>
         </w:rPr>
-        <w:t xml:space="preserve">              </w:t>
+        <w:t xml:space="preserve">            </w:t>
+      </w:r>
+      <w:proofErr w:type="gramStart"/>
+      <w:r>
+        <w:rPr>
+          <w:sz w:val="28"/>
+          <w:szCs w:val="28"/>
+          <w:u w:val="single"/>
+        </w:rPr>
+        <w:t xml:space="preserve">  </w:t>
       </w:r>
       <w:r>
         <w:rPr>
@@ -467,6 +494,7 @@
         </w:rPr>
         <w:t>.</w:t>
       </w:r>
+      <w:proofErr w:type="gramEnd"/>
       <w:r>
         <w:rPr>
           <w:sz w:val="28"/>
@@ -591,7 +619,16 @@
           <w:szCs w:val="28"/>
           <w:u w:val="single"/>
         </w:rPr>
-        <w:t xml:space="preserve">.               </w:t>
+        <w:t xml:space="preserve">.             </w:t>
+      </w:r>
+      <w:proofErr w:type="gramStart"/>
+      <w:r>
+        <w:rPr>
+          <w:sz w:val="28"/>
+          <w:szCs w:val="28"/>
+          <w:u w:val="single"/>
+        </w:rPr>
+        <w:t xml:space="preserve">  </w:t>
       </w:r>
       <w:r>
         <w:rPr>
@@ -602,6 +639,7 @@
         </w:rPr>
         <w:t>.</w:t>
       </w:r>
+      <w:proofErr w:type="gramEnd"/>
       <w:r>
         <w:rPr>
           <w:sz w:val="28"/>
@@ -1902,10 +1940,6 @@
       <w:r>
         <w:t>Для достижения цели изучается предметная область, проектируется база данных в PostgreSQL [3] и заполняется тестовыми данными. Разрабатывается клиент на C# и Avalonia UI [6] (MVVM), серверная часть — ASP.NET Core Web API [5]; доступ к данным на сервере — через Entity Framework Core [4]. Реализуется разграничение прав для заказчика, менеджера, конструктора, мастера и директора. Проводится ручное и автоматизированное тестирование [7] и оформляется отчёт.</w:t>
       </w:r>
-      <w:proofErr w:type="spellStart"/>
-      <w:r/>
-      <w:proofErr w:type="spellEnd"/>
-      <w:r/>
     </w:p>
     <w:p>
       <w:pPr>
@@ -1922,6 +1956,7 @@
         <w:jc w:val="both"/>
       </w:pPr>
       <w:r>
+        <w:lastRenderedPageBreak/>
         <w:t>Практическая значимость работы состоит в централизации данных, сокращении ручного труда и согласованной работе всех участников процесса в одной информационной системе.</w:t>
       </w:r>
     </w:p>
@@ -2158,10 +2193,6 @@
       <w:r>
         <w:t>На сервере API для доступа к PostgreSQL [3] используется Entity Framework Core [4] — ORM, связывающий таблицы с классами C#. Это ускоряет CRUD-операции, фильтрацию и загрузку связанных сущностей (заказы, материалы, спецификации) без большого объёма SQL в коде контроллеров и сервисов.</w:t>
       </w:r>
-      <w:proofErr w:type="spellStart"/>
-      <w:r/>
-      <w:proofErr w:type="spellEnd"/>
-      <w:r/>
     </w:p>
     <w:p>
       <w:pPr>
@@ -2268,22 +2299,44 @@
       </w:pPr>
       <w:proofErr w:type="spellStart"/>
       <w:r>
-        <w:t>Rider хорошо интегрируется с NuGet — менеджером пакетов .NET. Через него в решение подключены Avalonia UI [6], ASP.NET Core [5], Entity Framework Core [4], Npgsql, xUnit [7] и другие зависимости.</w:t>
+        <w:t>Rider</w:t>
       </w:r>
       <w:proofErr w:type="spellEnd"/>
-      <w:r/>
+      <w:r>
+        <w:t xml:space="preserve"> хорошо интегрируется с </w:t>
+      </w:r>
       <w:proofErr w:type="spellStart"/>
-      <w:r/>
+      <w:r>
+        <w:t>NuGet</w:t>
+      </w:r>
       <w:proofErr w:type="spellEnd"/>
-      <w:r/>
+      <w:r>
+        <w:t xml:space="preserve"> — менеджером пакетов .NET. Через него в решение подключены Avalonia UI [6], ASP.NET Core [5], </w:t>
+      </w:r>
       <w:proofErr w:type="spellStart"/>
-      <w:r/>
+      <w:r>
+        <w:t>Entity</w:t>
+      </w:r>
       <w:proofErr w:type="spellEnd"/>
-      <w:r/>
+      <w:r>
+        <w:t xml:space="preserve"> Framework Core [4], </w:t>
+      </w:r>
       <w:proofErr w:type="spellStart"/>
-      <w:r/>
+      <w:r>
+        <w:t>Npgsql</w:t>
+      </w:r>
       <w:proofErr w:type="spellEnd"/>
-      <w:r/>
+      <w:r>
+        <w:t xml:space="preserve">, </w:t>
+      </w:r>
+      <w:proofErr w:type="spellStart"/>
+      <w:r>
+        <w:t>xUnit</w:t>
+      </w:r>
+      <w:proofErr w:type="spellEnd"/>
+      <w:r>
+        <w:t xml:space="preserve"> [7] и другие зависимости.</w:t>
+      </w:r>
     </w:p>
     <w:p>
       <w:pPr>
@@ -2456,12 +2509,16 @@
         <w:jc w:val="both"/>
       </w:pPr>
       <w:r>
-        <w:t>Выбор PostgreSQL [3] обоснован соответствием требованиям реляционной модели данных, поддержкой бинарных файлов и удобной интеграцией с выбранным стеком C# и Entity Framework Core.</w:t>
+        <w:t xml:space="preserve">Выбор PostgreSQL [3] обоснован соответствием требованиям реляционной модели данных, поддержкой бинарных файлов и удобной интеграцией с выбранным стеком C# и </w:t>
       </w:r>
       <w:proofErr w:type="spellStart"/>
-      <w:r/>
+      <w:r>
+        <w:t>Entity</w:t>
+      </w:r>
       <w:proofErr w:type="spellEnd"/>
-      <w:r/>
+      <w:r>
+        <w:t xml:space="preserve"> Framework Core.</w:t>
+      </w:r>
     </w:p>
     <w:p>
       <w:pPr>
@@ -2743,32 +2800,16 @@
         <w:jc w:val="both"/>
       </w:pPr>
       <w:r>
-        <w:t>База данных получила имя «production_system». Структура создавалась с помощью Entity Framework Core [4]: в проекте ProductionSystem.Data оформлены сущности и миграции Initial, Session2_OrdersWorkshops и Session3_SpecificationsPlanning. Справочники загружаются утилитой ProductionSystem.Import из материалов WSR (каталог task/), тестовые заказы и цеха — скриптом scripts/seed-erd-test-data.sql при выполнении scripts/setup-database.ps1. В среде администрирования отображается перечень таблиц схемы public (Рисунок 2.1).</w:t>
-      </w:r>
-      <w:r>
-        <w:rPr>
-          <w:lang w:val="en-US"/>
-        </w:rPr>
-      </w:r>
-      <w:r/>
-      <w:r>
-        <w:rPr>
-          <w:lang w:val="en-US"/>
-        </w:rPr>
-      </w:r>
-      <w:r/>
+        <w:t xml:space="preserve">База данных получила имя «production_system». Структура создавалась с помощью Entity Framework Core [4]: в проекте ProductionSystem.Data оформлены сущности и миграции Initial, Session2_OrdersWorkshops и Session3_SpecificationsPlanning. Справочники загружаются утилитой ProductionSystem.Import из материалов WSR (каталог task/), тестовые заказы и цеха — скриптом scripts/seed-erd-test-data.sql при выполнении scripts/setup-database.ps1. В среде администрирования отображается перечень таблиц схемы </w:t>
+      </w:r>
       <w:proofErr w:type="spellStart"/>
-      <w:r/>
+      <w:r>
+        <w:t>public</w:t>
+      </w:r>
       <w:proofErr w:type="spellEnd"/>
-      <w:r/>
-      <w:proofErr w:type="spellStart"/>
-      <w:r/>
-      <w:proofErr w:type="spellEnd"/>
-      <w:r/>
-      <w:proofErr w:type="spellStart"/>
-      <w:r/>
-      <w:proofErr w:type="spellEnd"/>
-      <w:r/>
+      <w:r>
+        <w:t xml:space="preserve"> (Рисунок 2.1).</w:t>
+      </w:r>
     </w:p>
     <w:p>
       <w:pPr>
@@ -2869,6 +2910,7 @@
           <w:rFonts w:cs="Times New Roman"/>
           <w:szCs w:val="28"/>
         </w:rPr>
+        <w:lastRenderedPageBreak/>
         <w:br w:type="page"/>
       </w:r>
     </w:p>
@@ -3130,20 +3172,16 @@
         <w:jc w:val="both"/>
       </w:pPr>
       <w:r>
-        <w:t>Программный комплекс построен по клиент-серверной схеме [5]. Серверная часть — веб-API ASP.NET Core (проект ProductionSystem.Api): REST-методы, авторизация JWT, Swagger. Клиент — десктопное приложение Avalonia UI [6] (ProductionSystem.Client) с архитектурой MVVM [1]: разметка в *.axaml, логика в ViewModel, обмен данными через HTTP-клиент BackendApi. Главное окно открывается при старте; разделы переключаются в боковом меню по роли пользователя.</w:t>
-      </w:r>
-      <w:proofErr w:type="spellStart"/>
-      <w:r/>
-      <w:proofErr w:type="spellEnd"/>
-      <w:r/>
-      <w:proofErr w:type="spellStart"/>
-      <w:r/>
-      <w:proofErr w:type="spellEnd"/>
-      <w:r/>
-      <w:proofErr w:type="spellStart"/>
-      <w:r/>
-      <w:proofErr w:type="spellEnd"/>
-      <w:r/>
+        <w:t xml:space="preserve">Программный комплекс построен по клиент-серверной схеме [5]. Серверная часть — веб-API ASP.NET Core (проект ProductionSystem.Api): REST-методы, авторизация JWT, Swagger. Клиент — десктопное приложение Avalonia UI [6] (ProductionSystem.Client) с архитектурой MVVM [1]: разметка в </w:t>
+      </w:r>
+      <w:proofErr w:type="gramStart"/>
+      <w:r>
+        <w:t>*.axaml</w:t>
+      </w:r>
+      <w:proofErr w:type="gramEnd"/>
+      <w:r>
+        <w:t>, логика в ViewModel, обмен данными через HTTP-клиент BackendApi. Главное окно открывается при старте; разделы переключаются в боковом меню по роли пользователя.</w:t>
+      </w:r>
     </w:p>
     <w:p>
       <w:pPr>
@@ -3153,10 +3191,6 @@
       <w:r>
         <w:t>При запуске клиента главное окно доступно сразу, поверх него модально открывается окно входа LoginWindow. Пользователь видит поля логина и пароля, флажок «Запомнить меня», кнопки «Войти» и «Регистрация заказчика». Сообщения об ошибках выводятся под полями ввода (Рисунок 2.4).</w:t>
       </w:r>
-      <w:proofErr w:type="spellStart"/>
-      <w:r/>
-      <w:proofErr w:type="spellEnd"/>
-      <w:r/>
     </w:p>
     <w:p>
       <w:pPr>
@@ -3221,42 +3255,28 @@
       <w:pPr>
         <w:ind w:firstLine="709"/>
         <w:jc w:val="both"/>
-        <w:rPr>
-          <w:lang w:val="en-US"/>
-        </w:rPr>
       </w:pPr>
       <w:r>
         <w:t xml:space="preserve">Разметка окна входа описана в файле LoginWindow.axaml. Элементы размещены в верхней панели с логотипом и в центральной форме. </w:t>
       </w:r>
+    </w:p>
+    <w:p>
+      <w:pPr>
+        <w:ind w:firstLine="709"/>
+        <w:jc w:val="both"/>
+      </w:pPr>
+      <w:r>
+        <w:lastRenderedPageBreak/>
+        <w:t xml:space="preserve">Для пароля задан символ маскировки PasswordChar; команды кнопок привязаны к LoginViewModel через </w:t>
+      </w:r>
       <w:proofErr w:type="spellStart"/>
-      <w:r/>
+      <w:r>
+        <w:t>RelayCommand</w:t>
+      </w:r>
       <w:proofErr w:type="spellEnd"/>
-      <w:r/>
-      <w:proofErr w:type="spellStart"/>
-      <w:r/>
-      <w:proofErr w:type="spellEnd"/>
-      <w:r/>
-    </w:p>
-    <w:p>
-      <w:pPr>
-        <w:ind w:firstLine="709"/>
-        <w:jc w:val="both"/>
-      </w:pPr>
-      <w:r>
-        <w:t>Для пароля задан символ маскировки PasswordChar; команды кнопок привязаны к LoginViewModel через RelayCommand (Рисунок 2.5).</w:t>
-      </w:r>
-      <w:proofErr w:type="spellStart"/>
-      <w:r/>
-      <w:proofErr w:type="spellEnd"/>
-      <w:r/>
-      <w:proofErr w:type="spellStart"/>
-      <w:r/>
-      <w:proofErr w:type="spellEnd"/>
-      <w:r/>
-      <w:r/>
-      <w:r/>
-      <w:r/>
-      <w:r/>
+      <w:r>
+        <w:t xml:space="preserve"> (Рисунок 2.5).</w:t>
+      </w:r>
     </w:p>
     <w:p>
       <w:pPr>
@@ -3334,34 +3354,6 @@
       <w:r>
         <w:t>Логика входа реализована в методе SignInAsync класса LoginViewModel. Сначала проверяется заполнение полей; затем клиент отправляет POST /api/auth/login на сервер [5]. API проверяет учётную запись в PostgreSQL [3] через EF Core [4] и возвращает JWT-токен. При ошибке выводится «Неверный логин или пароль»; при успехе токен сохраняется в BackendApi, при «Запомнить меня» — учётные данные в %AppData%\ProductionSystem\credentials.json, главное окно разблокируется и формируется меню по роли (Рисунок 2.6).</w:t>
       </w:r>
-      <w:proofErr w:type="spellStart"/>
-      <w:r/>
-      <w:proofErr w:type="spellEnd"/>
-      <w:r/>
-      <w:proofErr w:type="spellStart"/>
-      <w:r/>
-      <w:proofErr w:type="spellEnd"/>
-      <w:r/>
-      <w:proofErr w:type="spellStart"/>
-      <w:r/>
-      <w:proofErr w:type="spellEnd"/>
-      <w:r/>
-      <w:proofErr w:type="spellStart"/>
-      <w:r/>
-      <w:proofErr w:type="spellEnd"/>
-      <w:r/>
-      <w:proofErr w:type="spellStart"/>
-      <w:r/>
-      <w:proofErr w:type="spellEnd"/>
-      <w:r/>
-      <w:proofErr w:type="spellStart"/>
-      <w:r/>
-      <w:proofErr w:type="spellEnd"/>
-      <w:r/>
-      <w:r/>
-      <w:r/>
-      <w:r/>
-      <w:r/>
     </w:p>
     <w:p>
       <w:pPr>
@@ -3446,18 +3438,16 @@
         <w:jc w:val="both"/>
       </w:pPr>
       <w:r>
-        <w:t>Кнопка «Регистрация заказчика» открывает форму регистрации (запрос POST /api/auth/register). Кнопка «Выход» в главном окне сбрасывает сессию и снова показывает LoginWindow. При следующем запуске, если сохранены учётные данные «Запомнить меня», выполняется автоматический вход (метод TryAutoLoginAsync).</w:t>
+        <w:t xml:space="preserve">Кнопка «Регистрация заказчика» открывает форму регистрации (запрос POST /api/auth/register). Кнопка «Выход» в главном окне сбрасывает сессию и снова показывает LoginWindow. При следующем запуске, если сохранены учётные данные «Запомнить меня», выполняется автоматический вход (метод </w:t>
       </w:r>
       <w:proofErr w:type="spellStart"/>
-      <w:r/>
+      <w:r>
+        <w:t>TryAutoLoginAsync</w:t>
+      </w:r>
       <w:proofErr w:type="spellEnd"/>
-      <w:r/>
-      <w:r/>
-      <w:r/>
-      <w:proofErr w:type="spellStart"/>
-      <w:r/>
-      <w:proofErr w:type="spellEnd"/>
-      <w:r/>
+      <w:r>
+        <w:t>).</w:t>
+      </w:r>
     </w:p>
     <w:p>
       <w:pPr>
@@ -3467,10 +3457,6 @@
       <w:r>
         <w:t>Таким образом, реализован вход в систему: интерфейс — в Avalonia XAML [6], проверка учётных данных — на сервере API [5], хранение данных — в PostgreSQL [3] через Entity Framework Core [4]; клиент к СУБД напрямую не подключается.</w:t>
       </w:r>
-      <w:proofErr w:type="spellStart"/>
-      <w:r/>
-      <w:proofErr w:type="spellEnd"/>
-      <w:r/>
     </w:p>
     <w:p>
       <w:pPr>
@@ -3579,21 +3565,8 @@
           <w:color w:val="000000" w:themeColor="text1"/>
           <w:szCs w:val="28"/>
         </w:rPr>
+        <w:lastRenderedPageBreak/>
         <w:t>Проверялись вход и регистрация заказчика, создание и сопровождение заказа, приём заказа менеджером, перевод в производство со списанием со склада, сохранение планировки цеха директором. Для каждого сценария выполнялись действия в клиенте Avalonia [6] при запущенном API [5]; при неверных данных выводилось сообщение об ошибке, при корректных — изменения сохранялись в PostgreSQL [3] (Таблица 2.1).</w:t>
-      </w:r>
-      <w:r>
-        <w:rPr>
-          <w:rFonts w:cs="Times New Roman"/>
-          <w:color w:val="000000" w:themeColor="text1"/>
-          <w:szCs w:val="28"/>
-        </w:rPr>
-      </w:r>
-      <w:r>
-        <w:rPr>
-          <w:rFonts w:cs="Times New Roman"/>
-          <w:color w:val="000000" w:themeColor="text1"/>
-          <w:szCs w:val="28"/>
-        </w:rPr>
       </w:r>
     </w:p>
     <w:p>
@@ -4574,6 +4547,25 @@
           <w:rFonts w:cs="Times New Roman"/>
           <w:color w:val="000000" w:themeColor="text1"/>
           <w:szCs w:val="28"/>
+        </w:rPr>
+      </w:pPr>
+      <w:r>
+        <w:rPr>
+          <w:rFonts w:cs="Times New Roman"/>
+          <w:color w:val="000000" w:themeColor="text1"/>
+          <w:szCs w:val="28"/>
+        </w:rPr>
+        <w:t xml:space="preserve">В решении реализованы автоматизированные тесты в проекте ProductionSystem.Api.Tests на фреймворке xUnit [7]. </w:t>
+      </w:r>
+    </w:p>
+    <w:p>
+      <w:pPr>
+        <w:ind w:firstLine="709"/>
+        <w:jc w:val="both"/>
+        <w:rPr>
+          <w:rFonts w:cs="Times New Roman"/>
+          <w:color w:val="000000" w:themeColor="text1"/>
+          <w:szCs w:val="28"/>
           <w:lang w:val="en-US"/>
         </w:rPr>
       </w:pPr>
@@ -4583,58 +4575,119 @@
           <w:color w:val="000000" w:themeColor="text1"/>
           <w:szCs w:val="28"/>
         </w:rPr>
-        <w:t xml:space="preserve">В решении реализованы автоматизированные тесты в проекте ProductionSystem.Api.Tests на фреймворке xUnit [7]. </w:t>
-      </w:r>
-      <w:proofErr w:type="spellStart"/>
+        <w:lastRenderedPageBreak/>
+        <w:t>Проверяются</w:t>
+      </w:r>
       <w:r>
         <w:rPr>
           <w:rFonts w:cs="Times New Roman"/>
           <w:color w:val="000000" w:themeColor="text1"/>
           <w:szCs w:val="28"/>
-        </w:rPr>
-      </w:r>
-      <w:proofErr w:type="spellEnd"/>
+          <w:lang w:val="en-US"/>
+        </w:rPr>
+        <w:t xml:space="preserve"> </w:t>
+      </w:r>
       <w:r>
         <w:rPr>
           <w:rFonts w:cs="Times New Roman"/>
           <w:color w:val="000000" w:themeColor="text1"/>
           <w:szCs w:val="28"/>
         </w:rPr>
-      </w:r>
-      <w:proofErr w:type="spellStart"/>
+        <w:t>сервисы</w:t>
+      </w:r>
       <w:r>
         <w:rPr>
           <w:rFonts w:cs="Times New Roman"/>
           <w:color w:val="000000" w:themeColor="text1"/>
           <w:szCs w:val="28"/>
-        </w:rPr>
-      </w:r>
-      <w:proofErr w:type="spellEnd"/>
+          <w:lang w:val="en-US"/>
+        </w:rPr>
+        <w:t xml:space="preserve"> API (OrderWorkflowService, CustomerPasswordRules) </w:t>
+      </w:r>
       <w:r>
         <w:rPr>
           <w:rFonts w:cs="Times New Roman"/>
           <w:color w:val="000000" w:themeColor="text1"/>
           <w:szCs w:val="28"/>
         </w:rPr>
-      </w:r>
-    </w:p>
-    <w:p>
-      <w:pPr>
-        <w:ind w:firstLine="709"/>
-        <w:jc w:val="both"/>
+        <w:t>и</w:t>
+      </w:r>
+      <w:r>
         <w:rPr>
           <w:rFonts w:cs="Times New Roman"/>
           <w:color w:val="000000" w:themeColor="text1"/>
           <w:szCs w:val="28"/>
-        </w:rPr>
-      </w:pPr>
+          <w:lang w:val="en-US"/>
+        </w:rPr>
+        <w:t xml:space="preserve"> REST-</w:t>
+      </w:r>
       <w:r>
         <w:rPr>
           <w:rFonts w:cs="Times New Roman"/>
           <w:color w:val="000000" w:themeColor="text1"/>
           <w:szCs w:val="28"/>
         </w:rPr>
-        <w:t>Проверяются сервисы API (OrderWorkflowService, CustomerPasswordRules) и REST-контроллеры (auth, orders, warehouses, products, reports) через WebApplicationFactory с InMemory-БД.</w:t>
+        <w:t>контроллеры</w:t>
+      </w:r>
+      <w:r>
+        <w:rPr>
+          <w:rFonts w:cs="Times New Roman"/>
+          <w:color w:val="000000" w:themeColor="text1"/>
+          <w:szCs w:val="28"/>
+          <w:lang w:val="en-US"/>
+        </w:rPr>
+        <w:t xml:space="preserve"> (auth, orders, warehouses, products, reports) </w:t>
+      </w:r>
+      <w:r>
+        <w:rPr>
+          <w:rFonts w:cs="Times New Roman"/>
+          <w:color w:val="000000" w:themeColor="text1"/>
+          <w:szCs w:val="28"/>
+        </w:rPr>
+        <w:t>через</w:t>
+      </w:r>
+      <w:r>
+        <w:rPr>
+          <w:rFonts w:cs="Times New Roman"/>
+          <w:color w:val="000000" w:themeColor="text1"/>
+          <w:szCs w:val="28"/>
+          <w:lang w:val="en-US"/>
+        </w:rPr>
+        <w:t xml:space="preserve"> WebApplicationFactory </w:t>
+      </w:r>
+      <w:r>
+        <w:rPr>
+          <w:rFonts w:cs="Times New Roman"/>
+          <w:color w:val="000000" w:themeColor="text1"/>
+          <w:szCs w:val="28"/>
+        </w:rPr>
+        <w:t>с</w:t>
+      </w:r>
+      <w:r>
+        <w:rPr>
+          <w:rFonts w:cs="Times New Roman"/>
+          <w:color w:val="000000" w:themeColor="text1"/>
+          <w:szCs w:val="28"/>
+          <w:lang w:val="en-US"/>
+        </w:rPr>
+        <w:t xml:space="preserve"> InMemory-</w:t>
+      </w:r>
+      <w:r>
+        <w:rPr>
+          <w:rFonts w:cs="Times New Roman"/>
+          <w:color w:val="000000" w:themeColor="text1"/>
+          <w:szCs w:val="28"/>
+        </w:rPr>
+        <w:t>БД</w:t>
+      </w:r>
+      <w:r>
+        <w:rPr>
+          <w:rFonts w:cs="Times New Roman"/>
+          <w:color w:val="000000" w:themeColor="text1"/>
+          <w:szCs w:val="28"/>
+          <w:lang w:val="en-US"/>
+        </w:rPr>
+        <w:t>.</w:t>
       </w:r>
     </w:p>
     <w:p>
@@ -4748,7 +4801,7 @@
           <w:color w:val="000000" w:themeColor="text1"/>
           <w:szCs w:val="28"/>
         </w:rPr>
-        <w:t>Запуск: dotnet test tests/ProductionSystem.Api.Tests/ProductionSystem.Api.Tests.csproj (перед сборкой закройте запущенный ProductionSystem.Api). При успешном прогоне выполняются 25 проверок со статусом Passed (Рисунок 2.8).</w:t>
+        <w:t xml:space="preserve">Запуск: dotnet test tests/ProductionSystem.Api.Tests/ProductionSystem.Api.Tests.csproj (перед сборкой закройте запущенный ProductionSystem.Api). При успешном прогоне выполняются 25 проверок со статусом </w:t>
       </w:r>
       <w:proofErr w:type="spellStart"/>
       <w:r>
@@ -4757,6 +4810,7 @@
           <w:color w:val="000000" w:themeColor="text1"/>
           <w:szCs w:val="28"/>
         </w:rPr>
+        <w:t>Passed</w:t>
       </w:r>
       <w:proofErr w:type="spellEnd"/>
       <w:r>
@@ -4765,54 +4819,7 @@
           <w:color w:val="000000" w:themeColor="text1"/>
           <w:szCs w:val="28"/>
         </w:rPr>
-      </w:r>
-      <w:proofErr w:type="spellStart"/>
-      <w:r>
-        <w:rPr>
-          <w:rFonts w:cs="Times New Roman"/>
-          <w:color w:val="000000" w:themeColor="text1"/>
-          <w:szCs w:val="28"/>
-        </w:rPr>
-      </w:r>
-      <w:proofErr w:type="spellEnd"/>
-      <w:r>
-        <w:rPr>
-          <w:rFonts w:cs="Times New Roman"/>
-          <w:color w:val="000000" w:themeColor="text1"/>
-          <w:szCs w:val="28"/>
-        </w:rPr>
-      </w:r>
-      <w:proofErr w:type="spellStart"/>
-      <w:r>
-        <w:rPr>
-          <w:rFonts w:cs="Times New Roman"/>
-          <w:color w:val="000000" w:themeColor="text1"/>
-          <w:szCs w:val="28"/>
-        </w:rPr>
-      </w:r>
-      <w:proofErr w:type="spellEnd"/>
-      <w:r>
-        <w:rPr>
-          <w:rFonts w:cs="Times New Roman"/>
-          <w:color w:val="000000" w:themeColor="text1"/>
-          <w:szCs w:val="28"/>
-        </w:rPr>
-      </w:r>
-      <w:proofErr w:type="spellStart"/>
-      <w:r>
-        <w:rPr>
-          <w:rFonts w:cs="Times New Roman"/>
-          <w:color w:val="000000" w:themeColor="text1"/>
-          <w:szCs w:val="28"/>
-        </w:rPr>
-      </w:r>
-      <w:proofErr w:type="spellEnd"/>
-      <w:r>
-        <w:rPr>
-          <w:rFonts w:cs="Times New Roman"/>
-          <w:color w:val="000000" w:themeColor="text1"/>
-          <w:szCs w:val="28"/>
-        </w:rPr>
+        <w:t xml:space="preserve"> (Рисунок 2.8).</w:t>
       </w:r>
     </w:p>
     <w:p>
@@ -4971,38 +4978,6 @@
         </w:rPr>
         <w:t>При автоматизированном тестировании [7] проверены правила пароля заказчика, переходы статусов заказа, методы API авторизации, складов, заказов и отчётов. Все 25 тестов проекта ProductionSystem.Api.Tests выполнены успешно, что подтверждает корректность серверной логики и контрактов REST API.</w:t>
       </w:r>
-      <w:proofErr w:type="spellStart"/>
-      <w:r>
-        <w:rPr>
-          <w:rFonts w:cs="Times New Roman"/>
-          <w:color w:val="000000" w:themeColor="text1"/>
-          <w:szCs w:val="28"/>
-        </w:rPr>
-      </w:r>
-      <w:proofErr w:type="spellEnd"/>
-      <w:r>
-        <w:rPr>
-          <w:rFonts w:cs="Times New Roman"/>
-          <w:color w:val="000000" w:themeColor="text1"/>
-          <w:szCs w:val="28"/>
-        </w:rPr>
-      </w:r>
-      <w:proofErr w:type="spellStart"/>
-      <w:r>
-        <w:rPr>
-          <w:rFonts w:cs="Times New Roman"/>
-          <w:color w:val="000000" w:themeColor="text1"/>
-          <w:szCs w:val="28"/>
-        </w:rPr>
-      </w:r>
-      <w:proofErr w:type="spellEnd"/>
-      <w:r>
-        <w:rPr>
-          <w:rFonts w:cs="Times New Roman"/>
-          <w:color w:val="000000" w:themeColor="text1"/>
-          <w:szCs w:val="28"/>
-        </w:rPr>
-      </w:r>
     </w:p>
     <w:p>
       <w:pPr>
@@ -5103,8 +5078,6 @@
       <w:r>
         <w:t>Новый пользователь в окне LoginWindow (п. 2.3) нажимает «Регистрация заказчика». Открывается форма с полями «логин», «пароль» и «ФИО». Система проверяет заполнение полей, уникальность логина и требования к паролю на сервере (Рисунок 2.9).</w:t>
       </w:r>
-      <w:r/>
-      <w:r/>
     </w:p>
     <w:p>
       <w:pPr>
@@ -5189,8 +5162,6 @@
       <w:r>
         <w:t>Для работы заказчик вводит логин и пароль и нажимает «Войти». При успешной проверке закрывается окно входа, в главном окне активируется боковое меню; для заказчика по умолчанию открывается раздел «Заказы» (пункт «Экран заказчика» — краткая заглушка с названием роли) (Рисунок 2.10).</w:t>
       </w:r>
-      <w:r/>
-      <w:r/>
     </w:p>
     <w:p>
       <w:pPr>
@@ -5258,10 +5229,6 @@
       <w:r>
         <w:t>В разделе «Заказы» заказчик видит список своих заявок, оформляет новые заказы и отслеживает статус (Рисунок 2.11).</w:t>
       </w:r>
-      <w:r/>
-      <w:r/>
-      <w:r/>
-      <w:r/>
     </w:p>
     <w:p>
       <w:pPr>
@@ -5349,10 +5316,6 @@
       <w:r>
         <w:t>Экран «Список заказов» разделён на две части. Слева — перечень заявок текущего пользователя (номер, дата, статус, наименование); под списком выводится их количество. Справа — блок «Детали заказа» с полной информацией по выбранной строке. Вверху — фильтр (все, новые, текущие, выполненные, отклонённые), кнопки «Добавить заказ» и «Обновить»; внизу — действия над выбранным заказом (редактирование, отмена — по статусу).</w:t>
       </w:r>
-      <w:r/>
-      <w:r/>
-      <w:r/>
-      <w:r/>
     </w:p>
     <w:p>
       <w:pPr>
@@ -5405,37 +5368,37 @@
         <w:t xml:space="preserve">, при необходимости </w:t>
       </w:r>
       <w:r>
+        <w:t>«</w:t>
+      </w:r>
+      <w:r>
+        <w:t>размеры</w:t>
+      </w:r>
+      <w:r>
+        <w:t>»</w:t>
+      </w:r>
+      <w:r>
+        <w:t xml:space="preserve"> и </w:t>
+      </w:r>
+      <w:r>
+        <w:t>«</w:t>
+      </w:r>
+      <w:r>
+        <w:t>файлы чертежей</w:t>
+      </w:r>
+      <w:r>
+        <w:t>»</w:t>
+      </w:r>
+      <w:r>
+        <w:t xml:space="preserve"> → «Сохранить». Система присваивает номер заказа и статус «Новый».</w:t>
+      </w:r>
+    </w:p>
+    <w:p>
+      <w:pPr>
+        <w:ind w:firstLine="709"/>
+        <w:jc w:val="both"/>
+      </w:pPr>
+      <w:r>
         <w:lastRenderedPageBreak/>
-        <w:t>«</w:t>
-      </w:r>
-      <w:r>
-        <w:t>размеры</w:t>
-      </w:r>
-      <w:r>
-        <w:t>»</w:t>
-      </w:r>
-      <w:r>
-        <w:t xml:space="preserve"> и </w:t>
-      </w:r>
-      <w:r>
-        <w:t>«</w:t>
-      </w:r>
-      <w:r>
-        <w:t>файлы чертежей</w:t>
-      </w:r>
-      <w:r>
-        <w:t>»</w:t>
-      </w:r>
-      <w:r>
-        <w:t xml:space="preserve"> → «Сохранить». Система присваивает номер заказа и статус «Новый».</w:t>
-      </w:r>
-    </w:p>
-    <w:p>
-      <w:pPr>
-        <w:ind w:firstLine="709"/>
-        <w:jc w:val="both"/>
-      </w:pPr>
-      <w:r>
         <w:t>Для выбранного заказа доступны не все операции, а только разрешённые по статусу: в «Новый» — «Редактировать» и «Удалить»; в «Новый», «Составление спецификации» и «Подтверждение» — «Отменить». Кнопки приёма заказа и перевода в производство заказчику не отображаются — ими пользуются менеджер, конструктор и мастер.</w:t>
       </w:r>
     </w:p>
@@ -5497,64 +5460,49 @@
       <w:r>
         <w:t>На этапе анализа предметной области выделены участники процесса — заказчик, менеджер, конструктор, мастер и директор — и описан жизненный цикл заказа от оформления заявки до закрытия. Спроектирована реляционная база данных production_system с таблицами для заказов, справочников, спецификаций, истории статусов, планировки цехов и учёта работников [3], [4]. Структура подтверждена ER-диаграммой и выборками из PostgreSQL.</w:t>
       </w:r>
+    </w:p>
+    <w:p>
+      <w:pPr>
+        <w:ind w:firstLine="709"/>
+        <w:jc w:val="both"/>
+      </w:pPr>
+      <w:r>
+        <w:t>Разработаны клиент на C# и Avalonia UI [6] и REST API [5]. Реализованы JWT-авторизация, экраны по ролям, заказы, справочники, спецификации изделий, расчёт закупки, диаграмма Ганта, планировка цехов, отчёты по остаткам. Доступ к PostgreSQL [3] — через Entity Framework Core [4] на сервере. Проект ProductionSystem.Api.Tests [7] и ручные проверки подтвердили работоспособность сценариев.</w:t>
+      </w:r>
+    </w:p>
+    <w:p>
+      <w:pPr>
+        <w:ind w:firstLine="709"/>
+        <w:jc w:val="both"/>
+      </w:pPr>
+      <w:r>
+        <w:t>В результате работы получена работоспособная информационная система, обеспечивающая хранение данных в единой базе и согласованную работу пользователей с разными правами доступа. Практическая значимость заключается в сокращении ручного учёта, снижении риска ошибок при передаче сведений между подразделениями и возможности контролировать выполнение заказа на каждом этапе.</w:t>
+      </w:r>
+    </w:p>
+    <w:p>
+      <w:pPr>
+        <w:ind w:firstLine="709"/>
+        <w:jc w:val="both"/>
+      </w:pPr>
+      <w:r>
+        <w:t xml:space="preserve">Разработка велась поэтапно в соответствии с методическими материалами: на первом этапе реализованы авторизация, регистрация заказчика, справочники и учёт работников; на втором — заказы со сменой статусов, автоматическое списание материалов при запуске производства и планировка цехов; на третьем — спецификации изделий, расчёт заказа с диаграммой </w:t>
+      </w:r>
       <w:proofErr w:type="spellStart"/>
-      <w:r/>
+      <w:r>
+        <w:t>Ганта</w:t>
+      </w:r>
       <w:proofErr w:type="spellEnd"/>
-      <w:r/>
-    </w:p>
-    <w:p>
-      <w:pPr>
-        <w:ind w:firstLine="709"/>
-        <w:jc w:val="both"/>
-      </w:pPr>
-      <w:r>
-        <w:t>Разработаны клиент на C# и Avalonia UI [6] и REST API [5]. Реализованы JWT-авторизация, экраны по ролям, заказы, справочники, спецификации изделий, расчёт закупки, диаграмма Ганта, планировка цехов, отчёты по остаткам. Доступ к PostgreSQL [3] — через Entity Framework Core [4] на сервере. Проект ProductionSystem.Api.Tests [7] и ручные проверки подтвердили работоспособность сценариев.</w:t>
-      </w:r>
-      <w:proofErr w:type="spellStart"/>
-      <w:r/>
-      <w:proofErr w:type="spellEnd"/>
-      <w:r/>
-      <w:proofErr w:type="spellStart"/>
-      <w:r/>
-      <w:proofErr w:type="spellEnd"/>
-      <w:r/>
-    </w:p>
-    <w:p>
-      <w:pPr>
-        <w:ind w:firstLine="709"/>
-        <w:jc w:val="both"/>
-      </w:pPr>
-      <w:r>
-        <w:t>В результате работы получена работоспособная информационная система, обеспечивающая хранение данных в единой базе и согласованную работу пользователей с разными правами доступа. Практическая значимость заключается в сокращении ручного учёта, снижении риска ошибок при передаче сведений между подразделениями и возможности контролировать выполнение заказа на каждом этапе.</w:t>
-      </w:r>
-    </w:p>
-    <w:p>
-      <w:pPr>
-        <w:ind w:firstLine="709"/>
-        <w:jc w:val="both"/>
-      </w:pPr>
-      <w:r>
-        <w:t xml:space="preserve">Разработка велась поэтапно в соответствии с методическими материалами: на первом этапе реализованы авторизация, регистрация заказчика, справочники и учёт работников; на втором — заказы со сменой статусов, автоматическое списание материалов при запуске производства и </w:t>
-      </w:r>
+      <w:r>
+        <w:t xml:space="preserve"> и формирование текстовых отчётов по остаткам на складе.</w:t>
+      </w:r>
+    </w:p>
+    <w:p>
+      <w:pPr>
+        <w:ind w:firstLine="709"/>
+        <w:jc w:val="both"/>
+      </w:pPr>
       <w:r>
         <w:lastRenderedPageBreak/>
-        <w:t xml:space="preserve">планировка цехов; на третьем — спецификации изделий, расчёт заказа с диаграммой </w:t>
-      </w:r>
-      <w:proofErr w:type="spellStart"/>
-      <w:r>
-        <w:t>Ганта</w:t>
-      </w:r>
-      <w:proofErr w:type="spellEnd"/>
-      <w:r>
-        <w:t xml:space="preserve"> и формирование текстовых отчётов по остаткам на складе.</w:t>
-      </w:r>
-    </w:p>
-    <w:p>
-      <w:pPr>
-        <w:ind w:firstLine="709"/>
-        <w:jc w:val="both"/>
-      </w:pPr>
-      <w:r>
         <w:t>В программе автоматизированы отдельные правила предприятия: присвоение номера заказа, контроль остатков на складе перед переводом в производство, сохранение истории статусов, прикрепление чертежей и планов цехов в базе данных. Это соответствует требованиям индивидуального задания и отражает специфику учёта на производстве конвейерного оборудования.</w:t>
       </w:r>
     </w:p>
@@ -5598,6 +5546,7 @@
         <w:rPr>
           <w:b/>
         </w:rPr>
+        <w:lastRenderedPageBreak/>
         <w:t>СПИСОК ИСПОЛЬЗОВАННЫХ ИСТОЧНИКОВ</w:t>
       </w:r>
     </w:p>
@@ -5652,6 +5601,551 @@
           <w:szCs w:val="28"/>
         </w:rPr>
       </w:pPr>
+      <w:r>
+        <w:rPr>
+          <w:rFonts w:ascii="Times New Roman" w:hAnsi="Times New Roman" w:cs="Times New Roman"/>
+          <w:color w:val="000000" w:themeColor="text1"/>
+          <w:sz w:val="28"/>
+          <w:szCs w:val="28"/>
+        </w:rPr>
+        <w:lastRenderedPageBreak/>
+        <w:t>ПРИЛОЖЕНИЕ А</w:t>
+      </w:r>
+    </w:p>
+    <w:p>
+      <w:pPr>
+        <w:pStyle w:val="Heading1"/>
+        <w:jc w:val="center"/>
+        <w:rPr>
+          <w:rFonts w:ascii="Times New Roman" w:hAnsi="Times New Roman" w:cs="Times New Roman"/>
+          <w:color w:val="000000" w:themeColor="text1"/>
+          <w:sz w:val="28"/>
+          <w:szCs w:val="28"/>
+        </w:rPr>
+      </w:pPr>
+      <w:r>
+        <w:rPr>
+          <w:rFonts w:ascii="Times New Roman" w:hAnsi="Times New Roman" w:cs="Times New Roman"/>
+          <w:color w:val="000000" w:themeColor="text1"/>
+          <w:sz w:val="28"/>
+          <w:szCs w:val="28"/>
+        </w:rPr>
+        <w:t>Листинг фрагмента окна авторизации (ProductionSystem.Client)</w:t>
+      </w:r>
+    </w:p>
+    <w:p>
+      <w:pPr>
+        <w:pStyle w:val="Heading1"/>
+        <w:jc w:val="center"/>
+        <w:rPr>
+          <w:rFonts w:ascii="Times New Roman" w:hAnsi="Times New Roman" w:cs="Times New Roman"/>
+          <w:color w:val="000000" w:themeColor="text1"/>
+          <w:sz w:val="28"/>
+          <w:szCs w:val="28"/>
+          <w:lang w:val="en-US"/>
+        </w:rPr>
+      </w:pPr>
+      <w:r>
+        <w:rPr>
+          <w:rFonts w:ascii="Times New Roman" w:hAnsi="Times New Roman" w:cs="Times New Roman"/>
+          <w:color w:val="000000" w:themeColor="text1"/>
+          <w:sz w:val="28"/>
+          <w:szCs w:val="28"/>
+          <w:lang w:val="en-US"/>
+        </w:rPr>
+        <w:t>&lt;Window xmlns="https://github.com/avaloniaui"</w:t>
+      </w:r>
+    </w:p>
+    <w:p>
+      <w:pPr>
+        <w:pStyle w:val="Heading1"/>
+        <w:jc w:val="center"/>
+        <w:rPr>
+          <w:rFonts w:ascii="Times New Roman" w:hAnsi="Times New Roman" w:cs="Times New Roman"/>
+          <w:color w:val="000000" w:themeColor="text1"/>
+          <w:sz w:val="28"/>
+          <w:szCs w:val="28"/>
+          <w:lang w:val="en-US"/>
+        </w:rPr>
+      </w:pPr>
+      <w:r>
+        <w:rPr>
+          <w:rFonts w:ascii="Times New Roman" w:hAnsi="Times New Roman" w:cs="Times New Roman"/>
+          <w:color w:val="000000" w:themeColor="text1"/>
+          <w:sz w:val="28"/>
+          <w:szCs w:val="28"/>
+          <w:lang w:val="en-US"/>
+        </w:rPr>
+        <w:t xml:space="preserve">        </w:t>
+      </w:r>
+      <w:proofErr w:type="gramStart"/>
+      <w:r>
+        <w:rPr>
+          <w:rFonts w:ascii="Times New Roman" w:hAnsi="Times New Roman" w:cs="Times New Roman"/>
+          <w:color w:val="000000" w:themeColor="text1"/>
+          <w:sz w:val="28"/>
+          <w:szCs w:val="28"/>
+          <w:lang w:val="en-US"/>
+        </w:rPr>
+        <w:t>x:Class</w:t>
+      </w:r>
+      <w:proofErr w:type="gramEnd"/>
+      <w:r>
+        <w:rPr>
+          <w:rFonts w:ascii="Times New Roman" w:hAnsi="Times New Roman" w:cs="Times New Roman"/>
+          <w:color w:val="000000" w:themeColor="text1"/>
+          <w:sz w:val="28"/>
+          <w:szCs w:val="28"/>
+          <w:lang w:val="en-US"/>
+        </w:rPr>
+        <w:t>="</w:t>
+      </w:r>
+      <w:proofErr w:type="gramStart"/>
+      <w:r>
+        <w:rPr>
+          <w:rFonts w:ascii="Times New Roman" w:hAnsi="Times New Roman" w:cs="Times New Roman"/>
+          <w:color w:val="000000" w:themeColor="text1"/>
+          <w:sz w:val="28"/>
+          <w:szCs w:val="28"/>
+          <w:lang w:val="en-US"/>
+        </w:rPr>
+        <w:t>ProductionSystem.Client.Views.LoginWindow</w:t>
+      </w:r>
+      <w:proofErr w:type="gramEnd"/>
+      <w:r>
+        <w:rPr>
+          <w:rFonts w:ascii="Times New Roman" w:hAnsi="Times New Roman" w:cs="Times New Roman"/>
+          <w:color w:val="000000" w:themeColor="text1"/>
+          <w:sz w:val="28"/>
+          <w:szCs w:val="28"/>
+          <w:lang w:val="en-US"/>
+        </w:rPr>
+        <w:t>"</w:t>
+      </w:r>
+    </w:p>
+    <w:p>
+      <w:pPr>
+        <w:pStyle w:val="Heading1"/>
+        <w:jc w:val="center"/>
+        <w:rPr>
+          <w:rFonts w:ascii="Times New Roman" w:hAnsi="Times New Roman" w:cs="Times New Roman"/>
+          <w:color w:val="000000" w:themeColor="text1"/>
+          <w:sz w:val="28"/>
+          <w:szCs w:val="28"/>
+        </w:rPr>
+      </w:pPr>
+      <w:r>
+        <w:rPr>
+          <w:rFonts w:ascii="Times New Roman" w:hAnsi="Times New Roman" w:cs="Times New Roman"/>
+          <w:color w:val="000000" w:themeColor="text1"/>
+          <w:sz w:val="28"/>
+          <w:szCs w:val="28"/>
+          <w:lang w:val="en-US"/>
+        </w:rPr>
+        <w:t xml:space="preserve">        </w:t>
+      </w:r>
+      <w:r>
+        <w:rPr>
+          <w:rFonts w:ascii="Times New Roman" w:hAnsi="Times New Roman" w:cs="Times New Roman"/>
+          <w:color w:val="000000" w:themeColor="text1"/>
+          <w:sz w:val="28"/>
+          <w:szCs w:val="28"/>
+        </w:rPr>
+        <w:t>Title="Вход — ИС производства конвейеров"&gt;</w:t>
+      </w:r>
+    </w:p>
+    <w:p>
+      <w:pPr>
+        <w:pStyle w:val="Heading1"/>
+        <w:jc w:val="center"/>
+        <w:rPr>
+          <w:rFonts w:ascii="Times New Roman" w:hAnsi="Times New Roman" w:cs="Times New Roman"/>
+          <w:color w:val="000000" w:themeColor="text1"/>
+          <w:sz w:val="28"/>
+          <w:szCs w:val="28"/>
+          <w:lang w:val="en-US"/>
+        </w:rPr>
+      </w:pPr>
+      <w:r>
+        <w:rPr>
+          <w:rFonts w:ascii="Times New Roman" w:hAnsi="Times New Roman" w:cs="Times New Roman"/>
+          <w:color w:val="000000" w:themeColor="text1"/>
+          <w:sz w:val="28"/>
+          <w:szCs w:val="28"/>
+        </w:rPr>
+        <w:t xml:space="preserve">    </w:t>
+      </w:r>
+      <w:r>
+        <w:rPr>
+          <w:rFonts w:ascii="Times New Roman" w:hAnsi="Times New Roman" w:cs="Times New Roman"/>
+          <w:color w:val="000000" w:themeColor="text1"/>
+          <w:sz w:val="28"/>
+          <w:szCs w:val="28"/>
+          <w:lang w:val="en-US"/>
+        </w:rPr>
+        <w:t>&lt;StackPanel Margin="24" Spacing="10"&gt;</w:t>
+      </w:r>
+    </w:p>
+    <w:p>
+      <w:pPr>
+        <w:pStyle w:val="Heading1"/>
+        <w:jc w:val="center"/>
+        <w:rPr>
+          <w:rFonts w:ascii="Times New Roman" w:hAnsi="Times New Roman" w:cs="Times New Roman"/>
+          <w:color w:val="000000" w:themeColor="text1"/>
+          <w:sz w:val="28"/>
+          <w:szCs w:val="28"/>
+          <w:lang w:val="en-US"/>
+        </w:rPr>
+      </w:pPr>
+      <w:r>
+        <w:rPr>
+          <w:rFonts w:ascii="Times New Roman" w:hAnsi="Times New Roman" w:cs="Times New Roman"/>
+          <w:color w:val="000000" w:themeColor="text1"/>
+          <w:sz w:val="28"/>
+          <w:szCs w:val="28"/>
+          <w:lang w:val="en-US"/>
+        </w:rPr>
+        <w:t xml:space="preserve">        &lt;TextBox Watermark="</w:t>
+      </w:r>
+      <w:r>
+        <w:rPr>
+          <w:rFonts w:ascii="Times New Roman" w:hAnsi="Times New Roman" w:cs="Times New Roman"/>
+          <w:color w:val="000000" w:themeColor="text1"/>
+          <w:sz w:val="28"/>
+          <w:szCs w:val="28"/>
+        </w:rPr>
+        <w:t>Логин</w:t>
+      </w:r>
+      <w:r>
+        <w:rPr>
+          <w:rFonts w:ascii="Times New Roman" w:hAnsi="Times New Roman" w:cs="Times New Roman"/>
+          <w:color w:val="000000" w:themeColor="text1"/>
+          <w:sz w:val="28"/>
+          <w:szCs w:val="28"/>
+          <w:lang w:val="en-US"/>
+        </w:rPr>
+        <w:t>" Text="{Binding Login}" /&gt;</w:t>
+      </w:r>
+    </w:p>
+    <w:p>
+      <w:pPr>
+        <w:pStyle w:val="Heading1"/>
+        <w:jc w:val="center"/>
+        <w:rPr>
+          <w:rFonts w:ascii="Times New Roman" w:hAnsi="Times New Roman" w:cs="Times New Roman"/>
+          <w:color w:val="000000" w:themeColor="text1"/>
+          <w:sz w:val="28"/>
+          <w:szCs w:val="28"/>
+          <w:lang w:val="en-US"/>
+        </w:rPr>
+      </w:pPr>
+      <w:r>
+        <w:rPr>
+          <w:rFonts w:ascii="Times New Roman" w:hAnsi="Times New Roman" w:cs="Times New Roman"/>
+          <w:color w:val="000000" w:themeColor="text1"/>
+          <w:sz w:val="28"/>
+          <w:szCs w:val="28"/>
+          <w:lang w:val="en-US"/>
+        </w:rPr>
+        <w:t xml:space="preserve">        &lt;TextBox Watermark="</w:t>
+      </w:r>
+      <w:r>
+        <w:rPr>
+          <w:rFonts w:ascii="Times New Roman" w:hAnsi="Times New Roman" w:cs="Times New Roman"/>
+          <w:color w:val="000000" w:themeColor="text1"/>
+          <w:sz w:val="28"/>
+          <w:szCs w:val="28"/>
+        </w:rPr>
+        <w:t>Пароль</w:t>
+      </w:r>
+      <w:r>
+        <w:rPr>
+          <w:rFonts w:ascii="Times New Roman" w:hAnsi="Times New Roman" w:cs="Times New Roman"/>
+          <w:color w:val="000000" w:themeColor="text1"/>
+          <w:sz w:val="28"/>
+          <w:szCs w:val="28"/>
+          <w:lang w:val="en-US"/>
+        </w:rPr>
+        <w:t>" PasswordChar="*" Text="{Binding Password}" /&gt;</w:t>
+      </w:r>
+    </w:p>
+    <w:p>
+      <w:pPr>
+        <w:pStyle w:val="Heading1"/>
+        <w:jc w:val="center"/>
+        <w:rPr>
+          <w:rFonts w:ascii="Times New Roman" w:hAnsi="Times New Roman" w:cs="Times New Roman"/>
+          <w:color w:val="000000" w:themeColor="text1"/>
+          <w:sz w:val="28"/>
+          <w:szCs w:val="28"/>
+          <w:lang w:val="en-US"/>
+        </w:rPr>
+      </w:pPr>
+      <w:r>
+        <w:rPr>
+          <w:rFonts w:ascii="Times New Roman" w:hAnsi="Times New Roman" w:cs="Times New Roman"/>
+          <w:color w:val="000000" w:themeColor="text1"/>
+          <w:sz w:val="28"/>
+          <w:szCs w:val="28"/>
+          <w:lang w:val="en-US"/>
+        </w:rPr>
+        <w:t xml:space="preserve">        &lt;CheckBox Content="</w:t>
+      </w:r>
+      <w:r>
+        <w:rPr>
+          <w:rFonts w:ascii="Times New Roman" w:hAnsi="Times New Roman" w:cs="Times New Roman"/>
+          <w:color w:val="000000" w:themeColor="text1"/>
+          <w:sz w:val="28"/>
+          <w:szCs w:val="28"/>
+        </w:rPr>
+        <w:t>Запомнить</w:t>
+      </w:r>
+      <w:r>
+        <w:rPr>
+          <w:rFonts w:ascii="Times New Roman" w:hAnsi="Times New Roman" w:cs="Times New Roman"/>
+          <w:color w:val="000000" w:themeColor="text1"/>
+          <w:sz w:val="28"/>
+          <w:szCs w:val="28"/>
+          <w:lang w:val="en-US"/>
+        </w:rPr>
+        <w:t xml:space="preserve"> </w:t>
+      </w:r>
+      <w:r>
+        <w:rPr>
+          <w:rFonts w:ascii="Times New Roman" w:hAnsi="Times New Roman" w:cs="Times New Roman"/>
+          <w:color w:val="000000" w:themeColor="text1"/>
+          <w:sz w:val="28"/>
+          <w:szCs w:val="28"/>
+        </w:rPr>
+        <w:t>меня</w:t>
+      </w:r>
+      <w:r>
+        <w:rPr>
+          <w:rFonts w:ascii="Times New Roman" w:hAnsi="Times New Roman" w:cs="Times New Roman"/>
+          <w:color w:val="000000" w:themeColor="text1"/>
+          <w:sz w:val="28"/>
+          <w:szCs w:val="28"/>
+          <w:lang w:val="en-US"/>
+        </w:rPr>
+        <w:t>" IsChecked="{Binding RememberMe}" /&gt;</w:t>
+      </w:r>
+    </w:p>
+    <w:p>
+      <w:pPr>
+        <w:pStyle w:val="Heading1"/>
+        <w:jc w:val="center"/>
+        <w:rPr>
+          <w:rFonts w:ascii="Times New Roman" w:hAnsi="Times New Roman" w:cs="Times New Roman"/>
+          <w:color w:val="000000" w:themeColor="text1"/>
+          <w:sz w:val="28"/>
+          <w:szCs w:val="28"/>
+          <w:lang w:val="en-US"/>
+        </w:rPr>
+      </w:pPr>
+      <w:r>
+        <w:rPr>
+          <w:rFonts w:ascii="Times New Roman" w:hAnsi="Times New Roman" w:cs="Times New Roman"/>
+          <w:color w:val="000000" w:themeColor="text1"/>
+          <w:sz w:val="28"/>
+          <w:szCs w:val="28"/>
+          <w:lang w:val="en-US"/>
+        </w:rPr>
+        <w:t xml:space="preserve">        &lt;Button Content="</w:t>
+      </w:r>
+      <w:r>
+        <w:rPr>
+          <w:rFonts w:ascii="Times New Roman" w:hAnsi="Times New Roman" w:cs="Times New Roman"/>
+          <w:color w:val="000000" w:themeColor="text1"/>
+          <w:sz w:val="28"/>
+          <w:szCs w:val="28"/>
+        </w:rPr>
+        <w:t>Войти</w:t>
+      </w:r>
+      <w:r>
+        <w:rPr>
+          <w:rFonts w:ascii="Times New Roman" w:hAnsi="Times New Roman" w:cs="Times New Roman"/>
+          <w:color w:val="000000" w:themeColor="text1"/>
+          <w:sz w:val="28"/>
+          <w:szCs w:val="28"/>
+          <w:lang w:val="en-US"/>
+        </w:rPr>
+        <w:t>" Command="{Binding SignInCommand}" /&gt;</w:t>
+      </w:r>
+    </w:p>
+    <w:p>
+      <w:pPr>
+        <w:pStyle w:val="Heading1"/>
+        <w:jc w:val="center"/>
+        <w:rPr>
+          <w:rFonts w:ascii="Times New Roman" w:hAnsi="Times New Roman" w:cs="Times New Roman"/>
+          <w:color w:val="000000" w:themeColor="text1"/>
+          <w:sz w:val="28"/>
+          <w:szCs w:val="28"/>
+          <w:lang w:val="en-US"/>
+        </w:rPr>
+      </w:pPr>
+      <w:r>
+        <w:rPr>
+          <w:rFonts w:ascii="Times New Roman" w:hAnsi="Times New Roman" w:cs="Times New Roman"/>
+          <w:color w:val="000000" w:themeColor="text1"/>
+          <w:sz w:val="28"/>
+          <w:szCs w:val="28"/>
+          <w:lang w:val="en-US"/>
+        </w:rPr>
+        <w:t xml:space="preserve">    &lt;/StackPanel&gt;</w:t>
+      </w:r>
+    </w:p>
+    <w:p>
+      <w:pPr>
+        <w:pStyle w:val="Heading1"/>
+        <w:jc w:val="center"/>
+        <w:rPr>
+          <w:rFonts w:ascii="Times New Roman" w:hAnsi="Times New Roman" w:cs="Times New Roman"/>
+          <w:color w:val="000000" w:themeColor="text1"/>
+          <w:sz w:val="28"/>
+          <w:szCs w:val="28"/>
+          <w:lang w:val="en-US"/>
+        </w:rPr>
+      </w:pPr>
+      <w:r>
+        <w:rPr>
+          <w:rFonts w:ascii="Times New Roman" w:hAnsi="Times New Roman" w:cs="Times New Roman"/>
+          <w:color w:val="000000" w:themeColor="text1"/>
+          <w:sz w:val="28"/>
+          <w:szCs w:val="28"/>
+          <w:lang w:val="en-US"/>
+        </w:rPr>
+        <w:t>&lt;/Window&gt;</w:t>
+      </w:r>
+    </w:p>
+    <w:p>
+      <w:pPr>
+        <w:pStyle w:val="Heading1"/>
+        <w:jc w:val="center"/>
+        <w:rPr>
+          <w:rFonts w:ascii="Times New Roman" w:hAnsi="Times New Roman" w:cs="Times New Roman"/>
+          <w:color w:val="000000" w:themeColor="text1"/>
+          <w:sz w:val="28"/>
+          <w:szCs w:val="28"/>
+          <w:lang w:val="en-US"/>
+        </w:rPr>
+      </w:pPr>
+      <w:r>
+        <w:rPr>
+          <w:rFonts w:ascii="Times New Roman" w:hAnsi="Times New Roman" w:cs="Times New Roman"/>
+          <w:color w:val="000000" w:themeColor="text1"/>
+          <w:sz w:val="28"/>
+          <w:szCs w:val="28"/>
+        </w:rPr>
+        <w:t>Фрагмент</w:t>
+      </w:r>
+      <w:r>
+        <w:rPr>
+          <w:rFonts w:ascii="Times New Roman" w:hAnsi="Times New Roman" w:cs="Times New Roman"/>
+          <w:color w:val="000000" w:themeColor="text1"/>
+          <w:sz w:val="28"/>
+          <w:szCs w:val="28"/>
+          <w:lang w:val="en-US"/>
+        </w:rPr>
+        <w:t xml:space="preserve"> LoginViewModel.cs — </w:t>
+      </w:r>
+      <w:r>
+        <w:rPr>
+          <w:rFonts w:ascii="Times New Roman" w:hAnsi="Times New Roman" w:cs="Times New Roman"/>
+          <w:color w:val="000000" w:themeColor="text1"/>
+          <w:sz w:val="28"/>
+          <w:szCs w:val="28"/>
+        </w:rPr>
+        <w:t>запрос</w:t>
+      </w:r>
+      <w:r>
+        <w:rPr>
+          <w:rFonts w:ascii="Times New Roman" w:hAnsi="Times New Roman" w:cs="Times New Roman"/>
+          <w:color w:val="000000" w:themeColor="text1"/>
+          <w:sz w:val="28"/>
+          <w:szCs w:val="28"/>
+          <w:lang w:val="en-US"/>
+        </w:rPr>
+        <w:t xml:space="preserve"> </w:t>
+      </w:r>
+      <w:r>
+        <w:rPr>
+          <w:rFonts w:ascii="Times New Roman" w:hAnsi="Times New Roman" w:cs="Times New Roman"/>
+          <w:color w:val="000000" w:themeColor="text1"/>
+          <w:sz w:val="28"/>
+          <w:szCs w:val="28"/>
+        </w:rPr>
+        <w:t>к</w:t>
+      </w:r>
+      <w:r>
+        <w:rPr>
+          <w:rFonts w:ascii="Times New Roman" w:hAnsi="Times New Roman" w:cs="Times New Roman"/>
+          <w:color w:val="000000" w:themeColor="text1"/>
+          <w:sz w:val="28"/>
+          <w:szCs w:val="28"/>
+          <w:lang w:val="en-US"/>
+        </w:rPr>
+        <w:t xml:space="preserve"> API:</w:t>
+      </w:r>
+    </w:p>
+    <w:p>
+      <w:pPr>
+        <w:pStyle w:val="Heading1"/>
+        <w:jc w:val="center"/>
+        <w:rPr>
+          <w:rFonts w:ascii="Times New Roman" w:hAnsi="Times New Roman" w:cs="Times New Roman"/>
+          <w:color w:val="000000" w:themeColor="text1"/>
+          <w:sz w:val="28"/>
+          <w:szCs w:val="28"/>
+          <w:lang w:val="en-US"/>
+        </w:rPr>
+      </w:pPr>
+      <w:r>
+        <w:rPr>
+          <w:rFonts w:ascii="Times New Roman" w:hAnsi="Times New Roman" w:cs="Times New Roman"/>
+          <w:color w:val="000000" w:themeColor="text1"/>
+          <w:sz w:val="28"/>
+          <w:szCs w:val="28"/>
+          <w:lang w:val="en-US"/>
+        </w:rPr>
+        <w:t>var (ok, err, _) = await _</w:t>
+      </w:r>
+      <w:proofErr w:type="gramStart"/>
+      <w:r>
+        <w:rPr>
+          <w:rFonts w:ascii="Times New Roman" w:hAnsi="Times New Roman" w:cs="Times New Roman"/>
+          <w:color w:val="000000" w:themeColor="text1"/>
+          <w:sz w:val="28"/>
+          <w:szCs w:val="28"/>
+          <w:lang w:val="en-US"/>
+        </w:rPr>
+        <w:t>api.LoginAsync</w:t>
+      </w:r>
+      <w:proofErr w:type="gramEnd"/>
+      <w:r>
+        <w:rPr>
+          <w:rFonts w:ascii="Times New Roman" w:hAnsi="Times New Roman" w:cs="Times New Roman"/>
+          <w:color w:val="000000" w:themeColor="text1"/>
+          <w:sz w:val="28"/>
+          <w:szCs w:val="28"/>
+          <w:lang w:val="en-US"/>
+        </w:rPr>
+        <w:t>(Login.Trim(), Password);</w:t>
+      </w:r>
+    </w:p>
+    <w:p>
+      <w:pPr>
+        <w:pStyle w:val="Heading1"/>
+        <w:jc w:val="center"/>
+        <w:rPr>
+          <w:rFonts w:ascii="Times New Roman" w:hAnsi="Times New Roman" w:cs="Times New Roman"/>
+          <w:color w:val="000000" w:themeColor="text1"/>
+          <w:sz w:val="28"/>
+          <w:szCs w:val="28"/>
+          <w:lang w:val="en-US"/>
+        </w:rPr>
+      </w:pPr>
       <w:bookmarkStart w:id="13" w:name="_Toc230861905"/>
       <w:r>
         <w:rPr>
@@ -5659,341 +6153,108 @@
           <w:color w:val="000000" w:themeColor="text1"/>
           <w:sz w:val="28"/>
           <w:szCs w:val="28"/>
-        </w:rPr>
-        <w:t>ПРИЛОЖЕНИЕ А</w:t>
+          <w:lang w:val="en-US"/>
+        </w:rPr>
+        <w:t>if (!ok) { ErrorMessage = err ?? "</w:t>
+      </w:r>
+      <w:r>
+        <w:rPr>
+          <w:rFonts w:ascii="Times New Roman" w:hAnsi="Times New Roman" w:cs="Times New Roman"/>
+          <w:color w:val="000000" w:themeColor="text1"/>
+          <w:sz w:val="28"/>
+          <w:szCs w:val="28"/>
+        </w:rPr>
+        <w:t>Неверный</w:t>
+      </w:r>
+      <w:r>
+        <w:rPr>
+          <w:rFonts w:ascii="Times New Roman" w:hAnsi="Times New Roman" w:cs="Times New Roman"/>
+          <w:color w:val="000000" w:themeColor="text1"/>
+          <w:sz w:val="28"/>
+          <w:szCs w:val="28"/>
+          <w:lang w:val="en-US"/>
+        </w:rPr>
+        <w:t xml:space="preserve"> </w:t>
+      </w:r>
+      <w:r>
+        <w:rPr>
+          <w:rFonts w:ascii="Times New Roman" w:hAnsi="Times New Roman" w:cs="Times New Roman"/>
+          <w:color w:val="000000" w:themeColor="text1"/>
+          <w:sz w:val="28"/>
+          <w:szCs w:val="28"/>
+        </w:rPr>
+        <w:t>логин</w:t>
+      </w:r>
+      <w:r>
+        <w:rPr>
+          <w:rFonts w:ascii="Times New Roman" w:hAnsi="Times New Roman" w:cs="Times New Roman"/>
+          <w:color w:val="000000" w:themeColor="text1"/>
+          <w:sz w:val="28"/>
+          <w:szCs w:val="28"/>
+          <w:lang w:val="en-US"/>
+        </w:rPr>
+        <w:t xml:space="preserve"> </w:t>
+      </w:r>
+      <w:r>
+        <w:rPr>
+          <w:rFonts w:ascii="Times New Roman" w:hAnsi="Times New Roman" w:cs="Times New Roman"/>
+          <w:color w:val="000000" w:themeColor="text1"/>
+          <w:sz w:val="28"/>
+          <w:szCs w:val="28"/>
+        </w:rPr>
+        <w:t>или</w:t>
+      </w:r>
+      <w:r>
+        <w:rPr>
+          <w:rFonts w:ascii="Times New Roman" w:hAnsi="Times New Roman" w:cs="Times New Roman"/>
+          <w:color w:val="000000" w:themeColor="text1"/>
+          <w:sz w:val="28"/>
+          <w:szCs w:val="28"/>
+          <w:lang w:val="en-US"/>
+        </w:rPr>
+        <w:t xml:space="preserve"> </w:t>
+      </w:r>
+      <w:r>
+        <w:rPr>
+          <w:rFonts w:ascii="Times New Roman" w:hAnsi="Times New Roman" w:cs="Times New Roman"/>
+          <w:color w:val="000000" w:themeColor="text1"/>
+          <w:sz w:val="28"/>
+          <w:szCs w:val="28"/>
+        </w:rPr>
+        <w:t>пароль</w:t>
+      </w:r>
+      <w:r>
+        <w:rPr>
+          <w:rFonts w:ascii="Times New Roman" w:hAnsi="Times New Roman" w:cs="Times New Roman"/>
+          <w:color w:val="000000" w:themeColor="text1"/>
+          <w:sz w:val="28"/>
+          <w:szCs w:val="28"/>
+          <w:lang w:val="en-US"/>
+        </w:rPr>
+        <w:t>."; return</w:t>
+      </w:r>
+      <w:proofErr w:type="gramStart"/>
+      <w:r>
+        <w:rPr>
+          <w:rFonts w:ascii="Times New Roman" w:hAnsi="Times New Roman" w:cs="Times New Roman"/>
+          <w:color w:val="000000" w:themeColor="text1"/>
+          <w:sz w:val="28"/>
+          <w:szCs w:val="28"/>
+          <w:lang w:val="en-US"/>
+        </w:rPr>
+        <w:t>; }</w:t>
       </w:r>
       <w:bookmarkEnd w:id="13"/>
+      <w:proofErr w:type="gramEnd"/>
     </w:p>
     <w:sectPr>
       <w:type w:val="continuous"/>
       <w:pgSz w:w="11906" w:h="16838"/>
       <w:pgMar w:top="1134" w:right="850" w:bottom="1134" w:left="1701" w:header="708" w:footer="708" w:gutter="0"/>
-      <w:cols w:num="2" w:space="708"/>
+      <w:cols w:space="708"/>
       <w:titlePg/>
       <w:docGrid w:linePitch="381"/>
     </w:sectPr>
-    <w:p>
-      <w:pPr>
-        <w:pStyle w:val="Heading1"/>
-        <w:jc w:val="center"/>
-        <w:rPr>
-          <w:rFonts w:ascii="Times New Roman" w:hAnsi="Times New Roman" w:cs="Times New Roman"/>
-          <w:color w:val="000000" w:themeColor="text1"/>
-          <w:sz w:val="28"/>
-          <w:szCs w:val="28"/>
-        </w:rPr>
-      </w:pPr>
-      <w:bookmarkStart w:id="13" w:name="_Toc230861905"/>
-      <w:r>
-        <w:rPr>
-          <w:rFonts w:ascii="Times New Roman" w:hAnsi="Times New Roman" w:cs="Times New Roman"/>
-          <w:color w:val="000000" w:themeColor="text1"/>
-          <w:sz w:val="28"/>
-          <w:szCs w:val="28"/>
-        </w:rPr>
-        <w:t>Листинг фрагмента окна авторизации (ProductionSystem.Client)</w:t>
-      </w:r>
-      <w:bookmarkEnd w:id="13"/>
-    </w:p>
-    <w:p>
-      <w:pPr>
-        <w:pStyle w:val="Heading1"/>
-        <w:jc w:val="center"/>
-        <w:rPr>
-          <w:rFonts w:ascii="Times New Roman" w:hAnsi="Times New Roman" w:cs="Times New Roman"/>
-          <w:color w:val="000000" w:themeColor="text1"/>
-          <w:sz w:val="28"/>
-          <w:szCs w:val="28"/>
-        </w:rPr>
-      </w:pPr>
-      <w:bookmarkStart w:id="13" w:name="_Toc230861905"/>
-      <w:r>
-        <w:rPr>
-          <w:rFonts w:ascii="Times New Roman" w:hAnsi="Times New Roman" w:cs="Times New Roman"/>
-          <w:color w:val="000000" w:themeColor="text1"/>
-          <w:sz w:val="28"/>
-          <w:szCs w:val="28"/>
-        </w:rPr>
-        <w:t>&lt;Window xmlns="https://github.com/avaloniaui"</w:t>
-      </w:r>
-      <w:bookmarkEnd w:id="13"/>
-    </w:p>
-    <w:p>
-      <w:pPr>
-        <w:pStyle w:val="Heading1"/>
-        <w:jc w:val="center"/>
-        <w:rPr>
-          <w:rFonts w:ascii="Times New Roman" w:hAnsi="Times New Roman" w:cs="Times New Roman"/>
-          <w:color w:val="000000" w:themeColor="text1"/>
-          <w:sz w:val="28"/>
-          <w:szCs w:val="28"/>
-        </w:rPr>
-      </w:pPr>
-      <w:bookmarkStart w:id="13" w:name="_Toc230861905"/>
-      <w:r>
-        <w:rPr>
-          <w:rFonts w:ascii="Times New Roman" w:hAnsi="Times New Roman" w:cs="Times New Roman"/>
-          <w:color w:val="000000" w:themeColor="text1"/>
-          <w:sz w:val="28"/>
-          <w:szCs w:val="28"/>
-        </w:rPr>
-        <w:t xml:space="preserve">        x:Class="ProductionSystem.Client.Views.LoginWindow"</w:t>
-      </w:r>
-      <w:bookmarkEnd w:id="13"/>
-    </w:p>
-    <w:p>
-      <w:pPr>
-        <w:pStyle w:val="Heading1"/>
-        <w:jc w:val="center"/>
-        <w:rPr>
-          <w:rFonts w:ascii="Times New Roman" w:hAnsi="Times New Roman" w:cs="Times New Roman"/>
-          <w:color w:val="000000" w:themeColor="text1"/>
-          <w:sz w:val="28"/>
-          <w:szCs w:val="28"/>
-        </w:rPr>
-      </w:pPr>
-      <w:bookmarkStart w:id="13" w:name="_Toc230861905"/>
-      <w:r>
-        <w:rPr>
-          <w:rFonts w:ascii="Times New Roman" w:hAnsi="Times New Roman" w:cs="Times New Roman"/>
-          <w:color w:val="000000" w:themeColor="text1"/>
-          <w:sz w:val="28"/>
-          <w:szCs w:val="28"/>
-        </w:rPr>
-        <w:t xml:space="preserve">        Title="Вход — ИС производства конвейеров"&gt;</w:t>
-      </w:r>
-      <w:bookmarkEnd w:id="13"/>
-    </w:p>
-    <w:p>
-      <w:pPr>
-        <w:pStyle w:val="Heading1"/>
-        <w:jc w:val="center"/>
-        <w:rPr>
-          <w:rFonts w:ascii="Times New Roman" w:hAnsi="Times New Roman" w:cs="Times New Roman"/>
-          <w:color w:val="000000" w:themeColor="text1"/>
-          <w:sz w:val="28"/>
-          <w:szCs w:val="28"/>
-        </w:rPr>
-      </w:pPr>
-      <w:bookmarkStart w:id="13" w:name="_Toc230861905"/>
-      <w:r>
-        <w:rPr>
-          <w:rFonts w:ascii="Times New Roman" w:hAnsi="Times New Roman" w:cs="Times New Roman"/>
-          <w:color w:val="000000" w:themeColor="text1"/>
-          <w:sz w:val="28"/>
-          <w:szCs w:val="28"/>
-        </w:rPr>
-        <w:t xml:space="preserve">    &lt;StackPanel Margin="24" Spacing="10"&gt;</w:t>
-      </w:r>
-      <w:bookmarkEnd w:id="13"/>
-    </w:p>
-    <w:p>
-      <w:pPr>
-        <w:pStyle w:val="Heading1"/>
-        <w:jc w:val="center"/>
-        <w:rPr>
-          <w:rFonts w:ascii="Times New Roman" w:hAnsi="Times New Roman" w:cs="Times New Roman"/>
-          <w:color w:val="000000" w:themeColor="text1"/>
-          <w:sz w:val="28"/>
-          <w:szCs w:val="28"/>
-        </w:rPr>
-      </w:pPr>
-      <w:bookmarkStart w:id="13" w:name="_Toc230861905"/>
-      <w:r>
-        <w:rPr>
-          <w:rFonts w:ascii="Times New Roman" w:hAnsi="Times New Roman" w:cs="Times New Roman"/>
-          <w:color w:val="000000" w:themeColor="text1"/>
-          <w:sz w:val="28"/>
-          <w:szCs w:val="28"/>
-        </w:rPr>
-        <w:t xml:space="preserve">        &lt;TextBox Watermark="Логин" Text="{Binding Login}" /&gt;</w:t>
-      </w:r>
-      <w:bookmarkEnd w:id="13"/>
-    </w:p>
-    <w:p>
-      <w:pPr>
-        <w:pStyle w:val="Heading1"/>
-        <w:jc w:val="center"/>
-        <w:rPr>
-          <w:rFonts w:ascii="Times New Roman" w:hAnsi="Times New Roman" w:cs="Times New Roman"/>
-          <w:color w:val="000000" w:themeColor="text1"/>
-          <w:sz w:val="28"/>
-          <w:szCs w:val="28"/>
-        </w:rPr>
-      </w:pPr>
-      <w:bookmarkStart w:id="13" w:name="_Toc230861905"/>
-      <w:r>
-        <w:rPr>
-          <w:rFonts w:ascii="Times New Roman" w:hAnsi="Times New Roman" w:cs="Times New Roman"/>
-          <w:color w:val="000000" w:themeColor="text1"/>
-          <w:sz w:val="28"/>
-          <w:szCs w:val="28"/>
-        </w:rPr>
-        <w:t xml:space="preserve">        &lt;TextBox Watermark="Пароль" PasswordChar="*" Text="{Binding Password}" /&gt;</w:t>
-      </w:r>
-      <w:bookmarkEnd w:id="13"/>
-    </w:p>
-    <w:p>
-      <w:pPr>
-        <w:pStyle w:val="Heading1"/>
-        <w:jc w:val="center"/>
-        <w:rPr>
-          <w:rFonts w:ascii="Times New Roman" w:hAnsi="Times New Roman" w:cs="Times New Roman"/>
-          <w:color w:val="000000" w:themeColor="text1"/>
-          <w:sz w:val="28"/>
-          <w:szCs w:val="28"/>
-        </w:rPr>
-      </w:pPr>
-      <w:bookmarkStart w:id="13" w:name="_Toc230861905"/>
-      <w:r>
-        <w:rPr>
-          <w:rFonts w:ascii="Times New Roman" w:hAnsi="Times New Roman" w:cs="Times New Roman"/>
-          <w:color w:val="000000" w:themeColor="text1"/>
-          <w:sz w:val="28"/>
-          <w:szCs w:val="28"/>
-        </w:rPr>
-        <w:t xml:space="preserve">        &lt;CheckBox Content="Запомнить меня" IsChecked="{Binding RememberMe}" /&gt;</w:t>
-      </w:r>
-      <w:bookmarkEnd w:id="13"/>
-    </w:p>
-    <w:p>
-      <w:pPr>
-        <w:pStyle w:val="Heading1"/>
-        <w:jc w:val="center"/>
-        <w:rPr>
-          <w:rFonts w:ascii="Times New Roman" w:hAnsi="Times New Roman" w:cs="Times New Roman"/>
-          <w:color w:val="000000" w:themeColor="text1"/>
-          <w:sz w:val="28"/>
-          <w:szCs w:val="28"/>
-        </w:rPr>
-      </w:pPr>
-      <w:bookmarkStart w:id="13" w:name="_Toc230861905"/>
-      <w:r>
-        <w:rPr>
-          <w:rFonts w:ascii="Times New Roman" w:hAnsi="Times New Roman" w:cs="Times New Roman"/>
-          <w:color w:val="000000" w:themeColor="text1"/>
-          <w:sz w:val="28"/>
-          <w:szCs w:val="28"/>
-        </w:rPr>
-        <w:t xml:space="preserve">        &lt;Button Content="Войти" Command="{Binding SignInCommand}" /&gt;</w:t>
-      </w:r>
-      <w:bookmarkEnd w:id="13"/>
-    </w:p>
-    <w:p>
-      <w:pPr>
-        <w:pStyle w:val="Heading1"/>
-        <w:jc w:val="center"/>
-        <w:rPr>
-          <w:rFonts w:ascii="Times New Roman" w:hAnsi="Times New Roman" w:cs="Times New Roman"/>
-          <w:color w:val="000000" w:themeColor="text1"/>
-          <w:sz w:val="28"/>
-          <w:szCs w:val="28"/>
-        </w:rPr>
-      </w:pPr>
-      <w:bookmarkStart w:id="13" w:name="_Toc230861905"/>
-      <w:r>
-        <w:rPr>
-          <w:rFonts w:ascii="Times New Roman" w:hAnsi="Times New Roman" w:cs="Times New Roman"/>
-          <w:color w:val="000000" w:themeColor="text1"/>
-          <w:sz w:val="28"/>
-          <w:szCs w:val="28"/>
-        </w:rPr>
-        <w:t xml:space="preserve">    &lt;/StackPanel&gt;</w:t>
-      </w:r>
-      <w:bookmarkEnd w:id="13"/>
-    </w:p>
-    <w:p>
-      <w:pPr>
-        <w:pStyle w:val="Heading1"/>
-        <w:jc w:val="center"/>
-        <w:rPr>
-          <w:rFonts w:ascii="Times New Roman" w:hAnsi="Times New Roman" w:cs="Times New Roman"/>
-          <w:color w:val="000000" w:themeColor="text1"/>
-          <w:sz w:val="28"/>
-          <w:szCs w:val="28"/>
-        </w:rPr>
-      </w:pPr>
-      <w:bookmarkStart w:id="13" w:name="_Toc230861905"/>
-      <w:r>
-        <w:rPr>
-          <w:rFonts w:ascii="Times New Roman" w:hAnsi="Times New Roman" w:cs="Times New Roman"/>
-          <w:color w:val="000000" w:themeColor="text1"/>
-          <w:sz w:val="28"/>
-          <w:szCs w:val="28"/>
-        </w:rPr>
-        <w:t>&lt;/Window&gt;</w:t>
-      </w:r>
-      <w:bookmarkEnd w:id="13"/>
-    </w:p>
-    <w:p>
-      <w:pPr>
-        <w:pStyle w:val="Heading1"/>
-        <w:jc w:val="center"/>
-        <w:rPr>
-          <w:rFonts w:ascii="Times New Roman" w:hAnsi="Times New Roman" w:cs="Times New Roman"/>
-          <w:color w:val="000000" w:themeColor="text1"/>
-          <w:sz w:val="28"/>
-          <w:szCs w:val="28"/>
-        </w:rPr>
-      </w:pPr>
-      <w:bookmarkStart w:id="13" w:name="_Toc230861905"/>
-      <w:r>
-        <w:rPr>
-          <w:rFonts w:ascii="Times New Roman" w:hAnsi="Times New Roman" w:cs="Times New Roman"/>
-          <w:color w:val="000000" w:themeColor="text1"/>
-          <w:sz w:val="28"/>
-          <w:szCs w:val="28"/>
-        </w:rPr>
-        <w:t>Фрагмент LoginViewModel.cs — запрос к API:</w:t>
-      </w:r>
-      <w:bookmarkEnd w:id="13"/>
-    </w:p>
-    <w:p>
-      <w:pPr>
-        <w:pStyle w:val="Heading1"/>
-        <w:jc w:val="center"/>
-        <w:rPr>
-          <w:rFonts w:ascii="Times New Roman" w:hAnsi="Times New Roman" w:cs="Times New Roman"/>
-          <w:color w:val="000000" w:themeColor="text1"/>
-          <w:sz w:val="28"/>
-          <w:szCs w:val="28"/>
-        </w:rPr>
-      </w:pPr>
-      <w:bookmarkStart w:id="13" w:name="_Toc230861905"/>
-      <w:r>
-        <w:rPr>
-          <w:rFonts w:ascii="Times New Roman" w:hAnsi="Times New Roman" w:cs="Times New Roman"/>
-          <w:color w:val="000000" w:themeColor="text1"/>
-          <w:sz w:val="28"/>
-          <w:szCs w:val="28"/>
-        </w:rPr>
-        <w:t>var (ok, err, _) = await _api.LoginAsync(Login.Trim(), Password);</w:t>
-      </w:r>
-      <w:bookmarkEnd w:id="13"/>
-    </w:p>
-    <w:p>
-      <w:pPr>
-        <w:pStyle w:val="Heading1"/>
-        <w:jc w:val="center"/>
-        <w:rPr>
-          <w:rFonts w:ascii="Times New Roman" w:hAnsi="Times New Roman" w:cs="Times New Roman"/>
-          <w:color w:val="000000" w:themeColor="text1"/>
-          <w:sz w:val="28"/>
-          <w:szCs w:val="28"/>
-        </w:rPr>
-      </w:pPr>
-      <w:bookmarkStart w:id="13" w:name="_Toc230861905"/>
-      <w:r>
-        <w:rPr>
-          <w:rFonts w:ascii="Times New Roman" w:hAnsi="Times New Roman" w:cs="Times New Roman"/>
-          <w:color w:val="000000" w:themeColor="text1"/>
-          <w:sz w:val="28"/>
-          <w:szCs w:val="28"/>
-        </w:rPr>
-        <w:t>if (!ok) { ErrorMessage = err ?? "Неверный логин или пароль."; return; }</w:t>
-      </w:r>
-      <w:bookmarkEnd w:id="13"/>
-    </w:p>
   </w:body>
 </w:document>
 </file>
@@ -6021,48 +6282,6 @@
     </w:p>
   </w:endnote>
 </w:endnotes>
-</file>
-
-<file path=word/footer1.xml><?xml version="1.0" encoding="utf-8"?>
-<w:ftr xmlns:wpc="http://schemas.microsoft.com/office/word/2010/wordprocessingCanvas" xmlns:cx="http://schemas.microsoft.com/office/drawing/2014/chartex" xmlns:cx1="http://schemas.microsoft.com/office/drawing/2015/9/8/chartex" xmlns:cx2="http://schemas.microsoft.com/office/drawing/2015/10/21/chartex" xmlns:cx3="http://schemas.microsoft.com/office/drawing/2016/5/9/chartex" xmlns:cx4="http://schemas.microsoft.com/office/drawing/2016/5/10/chartex" xmlns:cx5="http://schemas.microsoft.com/office/drawing/2016/5/11/chartex" xmlns:cx6="http://schemas.microsoft.com/office/drawing/2016/5/12/chartex" xmlns:cx7="http://schemas.microsoft.com/office/drawing/2016/5/13/chartex" xmlns:cx8="http://schemas.microsoft.com/office/drawing/2016/5/14/chartex" xmlns:mc="http://schemas.openxmlformats.org/markup-compatibility/2006" xmlns:aink="http://schemas.microsoft.com/office/drawing/2016/ink" xmlns:am3d="http://schemas.microsoft.com/office/drawing/2017/model3d" xmlns:o="urn:schemas-microsoft-com:office:office" xmlns:oel="http://schemas.microsoft.com/office/2019/extlst" xmlns:r="http://schemas.openxmlformats.org/officeDocument/2006/relationships" xmlns:m="http://schemas.openxmlformats.org/officeDocument/2006/math" xmlns:v="urn:schemas-microsoft-com:vml" xmlns:wp14="http://schemas.microsoft.com/office/word/2010/wordprocessingDrawing" xmlns:wp="http://schemas.openxmlformats.org/drawingml/2006/wordprocessingDrawing" xmlns:w10="urn:schemas-microsoft-com:office:word" xmlns:w="http://schemas.openxmlformats.org/wordprocessingml/2006/main" xmlns:w14="http://schemas.microsoft.com/office/word/2010/wordml" xmlns:w15="http://schemas.microsoft.com/office/word/2012/wordml" xmlns:w16cex="http://schemas.microsoft.com/office/word/2018/wordml/cex" xmlns:w16cid="http://schemas.microsoft.com/office/word/2016/wordml/cid" xmlns:w16="http://schemas.microsoft.com/office/word/2018/wordml" xmlns:w16du="http://schemas.microsoft.com/office/word/2023/wordml/word16du" xmlns:w16sdtdh="http://schemas.microsoft.com/office/word/2020/wordml/sdtdatahash" xmlns:w16sdtfl="http://schemas.microsoft.com/office/word/2024/wordml/sdtformatlock" xmlns:w16se="http://schemas.microsoft.com/office/word/2015/wordml/symex" xmlns:wpg="http://schemas.microsoft.com/office/word/2010/wordprocessingGroup" xmlns:wpi="http://schemas.microsoft.com/office/word/2010/wordprocessingInk" xmlns:wne="http://schemas.microsoft.com/office/word/2006/wordml" xmlns:wps="http://schemas.microsoft.com/office/word/2010/wordprocessingShape" mc:Ignorable="w14 w15 w16se w16cid w16 w16cex w16sdtdh w16sdtfl w16du wp14">
-  <w:sdt>
-    <w:sdtPr>
-      <w:id w:val="15194417"/>
-      <w:docPartObj>
-        <w:docPartGallery w:val="Page Numbers (Bottom of Page)"/>
-        <w:docPartUnique/>
-      </w:docPartObj>
-    </w:sdtPr>
-    <w:sdtContent>
-      <w:p>
-        <w:pPr>
-          <w:pStyle w:val="Footer"/>
-          <w:jc w:val="center"/>
-        </w:pPr>
-        <w:r>
-          <w:fldChar w:fldCharType="begin"/>
-        </w:r>
-        <w:r>
-          <w:instrText>PAGE   \* MERGEFORMAT</w:instrText>
-        </w:r>
-        <w:r>
-          <w:fldChar w:fldCharType="separate"/>
-        </w:r>
-        <w:r>
-          <w:t>2</w:t>
-        </w:r>
-        <w:r>
-          <w:fldChar w:fldCharType="end"/>
-        </w:r>
-      </w:p>
-    </w:sdtContent>
-  </w:sdt>
-  <w:p>
-    <w:pPr>
-      <w:pStyle w:val="Footer"/>
-    </w:pPr>
-  </w:p>
-</w:ftr>
 </file>
 
 <file path=word/footnotes.xml><?xml version="1.0" encoding="utf-8"?>
